--- a/docs/report.docx
+++ b/docs/report.docx
@@ -1154,7 +1154,7 @@
           </w:pPr>
           <w:hyperlink w:history="1" w:anchor="_Toc41">
             <w:r>
-              <w:t xml:space="preserve">7.5 Скриншоты сайта</w:t>
+              <w:t xml:space="preserve">7.5 Лента дня</w:t>
             </w:r>
             <w:r>
               <w:tab/>
@@ -1169,14 +1169,15 @@
         </w:p>
         <w:p>
           <w:pPr>
-            <w:pStyle w:val="TOC1"/>
+            <w:pStyle w:val="TOC2"/>
             <w:tabs>
               <w:tab w:val="right" w:pos="9355" w:leader="dot"/>
             </w:tabs>
+            <w:ind w:left="220"/>
           </w:pPr>
           <w:hyperlink w:history="1" w:anchor="_Toc42">
             <w:r>
-              <w:t xml:space="preserve">8 ТЕСТИРОВАНИЕ</w:t>
+              <w:t xml:space="preserve">7.6 Скриншоты сайта</w:t>
             </w:r>
             <w:r>
               <w:tab/>
@@ -1198,7 +1199,7 @@
           </w:pPr>
           <w:hyperlink w:history="1" w:anchor="_Toc43">
             <w:r>
-              <w:t xml:space="preserve">9 РАСПРЕДЕЛЕНИЕ ОБЯЗАННОСТЕЙ</w:t>
+              <w:t xml:space="preserve">8 ТЕСТИРОВАНИЕ</w:t>
             </w:r>
             <w:r>
               <w:tab/>
@@ -1220,7 +1221,7 @@
           </w:pPr>
           <w:hyperlink w:history="1" w:anchor="_Toc44">
             <w:r>
-              <w:t xml:space="preserve">ЗАКЛЮЧЕНИЕ</w:t>
+              <w:t xml:space="preserve">9 РАСПРЕДЕЛЕНИЕ ОБЯЗАННОСТЕЙ</w:t>
             </w:r>
             <w:r>
               <w:tab/>
@@ -1242,7 +1243,7 @@
           </w:pPr>
           <w:hyperlink w:history="1" w:anchor="_Toc45">
             <w:r>
-              <w:t xml:space="preserve">ПРИЛОЖЕНИЕ А. ИНСТРУКЦИЯ ПО ЗАПУСКУ</w:t>
+              <w:t xml:space="preserve">ЗАКЛЮЧЕНИЕ</w:t>
             </w:r>
             <w:r>
               <w:tab/>
@@ -1250,6 +1251,28 @@
             <w:r>
               <w:fldChar w:fldCharType="begin" w:dirty="true"/>
               <w:instrText xml:space="preserve">PAGEREF _Toc45 \h</w:instrText>
+              <w:fldChar w:fldCharType="separate"/>
+              <w:fldChar w:fldCharType="end"/>
+            </w:r>
+          </w:hyperlink>
+        </w:p>
+        <w:p>
+          <w:pPr>
+            <w:pStyle w:val="TOC1"/>
+            <w:tabs>
+              <w:tab w:val="right" w:pos="9355" w:leader="dot"/>
+            </w:tabs>
+          </w:pPr>
+          <w:hyperlink w:history="1" w:anchor="_Toc46">
+            <w:r>
+              <w:t xml:space="preserve">ПРИЛОЖЕНИЕ А. ИНСТРУКЦИЯ ПО ЗАПУСКУ</w:t>
+            </w:r>
+            <w:r>
+              <w:tab/>
+            </w:r>
+            <w:r>
+              <w:fldChar w:fldCharType="begin" w:dirty="true"/>
+              <w:instrText xml:space="preserve">PAGEREF _Toc46 \h</w:instrText>
               <w:fldChar w:fldCharType="separate"/>
               <w:fldChar w:fldCharType="end"/>
             </w:r>
@@ -1524,7 +1547,7 @@
         <w:jc w:val="both"/>
       </w:pPr>
       <w:r>
-        <w:t xml:space="preserve">В целевом процессе («как должно быть») администратор открывает раздел «Записи» и заполняет форму. Система сама проверяет обязательные поля, рабочее время и занятость мастера с учётом длительности услуги, сохраняет запись и сразу показывает её в списке. Поиск и фильтры заменяют листание журнала, а отмена меняет статус записи, не уничтожая её.</w:t>
+        <w:t xml:space="preserve">В целевом процессе («как должно быть») администратор видит расписание дня целиком — «ленту дня» по мастерам — и нажимает на свободное время, после чего заполняет имя и телефон клиента. Система сама проверяет обязательные поля, рабочее время и занятость мастера с учётом длительности услуги, сохраняет запись и сразу показывает её в ленте и в журнале. Поиск и фильтры заменяют листание журнала, а отмена меняет статус записи, не уничтожая её.</w:t>
       </w:r>
     </w:p>
     <w:p>
@@ -2316,7 +2339,7 @@
         <w:jc w:val="both"/>
       </w:pPr>
       <w:r>
-        <w:t xml:space="preserve">Техническое задание приведено в актуальной редакции (версия 1.2) с учётом изменений требований из раздела 3.</w:t>
+        <w:t xml:space="preserve">Техническое задание приведено в актуальной редакции (версия 1.3) с учётом изменений требований из раздела 3.</w:t>
       </w:r>
     </w:p>
     <w:p>
@@ -3619,7 +3642,7 @@
                 <w:sz w:val="24"/>
                 <w:szCs w:val="24"/>
               </w:rPr>
-              <w:t xml:space="preserve">Главная страница: перечень услуг (длительность, цена) и сводка — активные записи, записи на сегодня, ближайшая запись</w:t>
+              <w:t xml:space="preserve">Главная страница: прайс-лист услуг (длительность, цена) и сводка выбранного дня одним предложением — число записей и ближайшая запись</w:t>
             </w:r>
           </w:p>
         </w:tc>
@@ -3652,6 +3675,107 @@
                 <w:szCs w:val="24"/>
               </w:rPr>
               <w:t xml:space="preserve">Желательно</w:t>
+            </w:r>
+          </w:p>
+        </w:tc>
+      </w:tr>
+      <w:tr>
+        <w:trPr>
+          <w:cantSplit/>
+        </w:trPr>
+        <w:tc>
+          <w:tcPr>
+            <w:tcW w:type="dxa" w:w="1000"/>
+            <w:tcBorders>
+              <w:top w:val="single" w:color="000000" w:sz="4"/>
+              <w:left w:val="single" w:color="000000" w:sz="4"/>
+              <w:bottom w:val="single" w:color="000000" w:sz="4"/>
+              <w:right w:val="single" w:color="000000" w:sz="4"/>
+            </w:tcBorders>
+            <w:tcMar>
+              <w:top w:type="dxa" w:w="50"/>
+              <w:left w:type="dxa" w:w="90"/>
+              <w:bottom w:type="dxa" w:w="50"/>
+              <w:right w:type="dxa" w:w="90"/>
+            </w:tcMar>
+            <w:vAlign w:val="top"/>
+          </w:tcPr>
+          <w:p>
+            <w:pPr>
+              <w:spacing w:after="0" w:line="240"/>
+              <w:ind w:firstLine="0"/>
+              <w:jc w:val="center"/>
+            </w:pPr>
+            <w:r>
+              <w:rPr>
+                <w:sz w:val="24"/>
+                <w:szCs w:val="24"/>
+              </w:rPr>
+              <w:t xml:space="preserve">ФТ-12</w:t>
+            </w:r>
+          </w:p>
+        </w:tc>
+        <w:tc>
+          <w:tcPr>
+            <w:tcW w:type="dxa" w:w="6655"/>
+            <w:tcBorders>
+              <w:top w:val="single" w:color="000000" w:sz="4"/>
+              <w:left w:val="single" w:color="000000" w:sz="4"/>
+              <w:bottom w:val="single" w:color="000000" w:sz="4"/>
+              <w:right w:val="single" w:color="000000" w:sz="4"/>
+            </w:tcBorders>
+            <w:tcMar>
+              <w:top w:type="dxa" w:w="50"/>
+              <w:left w:type="dxa" w:w="90"/>
+              <w:bottom w:type="dxa" w:w="50"/>
+              <w:right w:type="dxa" w:w="90"/>
+            </w:tcMar>
+            <w:vAlign w:val="top"/>
+          </w:tcPr>
+          <w:p>
+            <w:pPr>
+              <w:spacing w:after="0" w:line="240"/>
+              <w:ind w:firstLine="0"/>
+              <w:jc w:val="left"/>
+            </w:pPr>
+            <w:r>
+              <w:rPr>
+                <w:sz w:val="24"/>
+                <w:szCs w:val="24"/>
+              </w:rPr>
+              <w:t xml:space="preserve">Лента дня на главной и в журнале: расписание по мастерам с 09:00 до 21:00, блок записи длиной в услугу, линия текущего времени, переход по дням; щелчок по свободному времени подставляет услугу, дату и время в форму, щелчок по блоку открывает запись (изменение №3)</w:t>
+            </w:r>
+          </w:p>
+        </w:tc>
+        <w:tc>
+          <w:tcPr>
+            <w:tcW w:type="dxa" w:w="1700"/>
+            <w:tcBorders>
+              <w:top w:val="single" w:color="000000" w:sz="4"/>
+              <w:left w:val="single" w:color="000000" w:sz="4"/>
+              <w:bottom w:val="single" w:color="000000" w:sz="4"/>
+              <w:right w:val="single" w:color="000000" w:sz="4"/>
+            </w:tcBorders>
+            <w:tcMar>
+              <w:top w:type="dxa" w:w="50"/>
+              <w:left w:type="dxa" w:w="90"/>
+              <w:bottom w:type="dxa" w:w="50"/>
+              <w:right w:type="dxa" w:w="90"/>
+            </w:tcMar>
+            <w:vAlign w:val="top"/>
+          </w:tcPr>
+          <w:p>
+            <w:pPr>
+              <w:spacing w:after="0" w:line="240"/>
+              <w:ind w:firstLine="0"/>
+              <w:jc w:val="center"/>
+            </w:pPr>
+            <w:r>
+              <w:rPr>
+                <w:sz w:val="24"/>
+                <w:szCs w:val="24"/>
+              </w:rPr>
+              <w:t xml:space="preserve">Обязательно</w:t>
             </w:r>
           </w:p>
         </w:tc>
@@ -4019,7 +4143,7 @@
                 <w:sz w:val="24"/>
                 <w:szCs w:val="24"/>
               </w:rPr>
-              <w:t xml:space="preserve">Сайт открывается локально (файл index.html) в актуальных версиях Chrome, Edge, Firefox без сервера и интернета</w:t>
+              <w:t xml:space="preserve">Сайт открывается локально (файл index.html) в актуальных версиях Chrome, Edge, Firefox без сервера и интернета; используются шрифты, встроенные в Windows (Sitka, Bahnschrift)</w:t>
             </w:r>
           </w:p>
         </w:tc>
@@ -4120,7 +4244,7 @@
                 <w:sz w:val="24"/>
                 <w:szCs w:val="24"/>
               </w:rPr>
-              <w:t xml:space="preserve">Единый стиль, понятные подписи полей, сообщения об ошибках рядом с полем, уведомления об успешных действиях</w:t>
+              <w:t xml:space="preserve">Единый стиль, понятные подписи полей, сообщения об ошибках рядом с полем, уведомления об успешных действиях; анимации отвечают на действия пользователя и отключаются при системной настройке «уменьшить движение»</w:t>
             </w:r>
           </w:p>
         </w:tc>
@@ -4423,7 +4547,7 @@
                 <w:sz w:val="24"/>
                 <w:szCs w:val="24"/>
               </w:rPr>
-              <w:t xml:space="preserve">Корректная работа при ширине окна от 1024 пикселей; на узких экранах блоки выстраиваются в одну колонку</w:t>
+              <w:t xml:space="preserve">Корректная работа от ширины телефона (360 пикселей): блоки выстраиваются в одну колонку, лента дня прокручивается по горизонтали, строки журнала становятся карточками</w:t>
             </w:r>
           </w:p>
         </w:tc>
@@ -4690,7 +4814,7 @@
                 <w:sz w:val="24"/>
                 <w:szCs w:val="24"/>
               </w:rPr>
-              <w:t xml:space="preserve">Описание системы, кнопки «Записать клиента» и «Открыть журнал», сводка по записям, карточки шести услуг, блок «Как это работает»</w:t>
+              <w:t xml:space="preserve">Расписание выбранного дня (лента дня) со сводкой и переходом по дням, кнопки «Записать клиента» и «Открыть журнал», прайс-лист услуг</w:t>
             </w:r>
           </w:p>
         </w:tc>
@@ -4791,7 +4915,7 @@
                 <w:sz w:val="24"/>
                 <w:szCs w:val="24"/>
               </w:rPr>
-              <w:t xml:space="preserve">Основной раздел (CRUD): форма создания и редактирования, список записей, поиск, фильтры, действия «Изменить», «Выполнена», «Отменить», «Удалить»</w:t>
+              <w:t xml:space="preserve">Основной раздел (CRUD): лента дня, форма создания и редактирования, журнал записей по дням, поиск, фильтры, действия «Изменить», «Выполнена», «Отменить», «Удалить»</w:t>
             </w:r>
           </w:p>
         </w:tc>
@@ -4892,7 +5016,7 @@
                 <w:sz w:val="24"/>
                 <w:szCs w:val="24"/>
               </w:rPr>
-              <w:t xml:space="preserve">Цель и функции, состав команды, технологии, меры безопасности, сведения о хранении данных, очистка хранилища</w:t>
+              <w:t xml:space="preserve">Назначение и функции, состав команды, технологии, меры безопасности, сведения о хранении данных, очистка хранилища</w:t>
             </w:r>
           </w:p>
         </w:tc>
@@ -4970,7 +5094,7 @@
         <w:t xml:space="preserve">JavaScript-логика</w:t>
       </w:r>
       <w:r>
-        <w:t xml:space="preserve"> (script.js) — справочник услуг и статусов, модуль хранилища Store, функции проверки validateBooking и findConflict, отображение списка, формы и сводки, обработчики событий;</w:t>
+        <w:t xml:space="preserve"> (script.js) — справочник услуг и статусов, модуль хранилища Store, функции проверки validateBooking и findConflict, лента дня (renderTimeline, slotAt), отображение журнала, формы и сводки, обработчики событий;</w:t>
       </w:r>
     </w:p>
     <w:p>
@@ -5048,7 +5172,7 @@
         <w:jc w:val="both"/>
       </w:pPr>
       <w:r>
-        <w:t xml:space="preserve">Администратор открывает раздел «Записи» или нажимает «Записать клиента» на главной странице.</w:t>
+        <w:t xml:space="preserve">Администратор открывает пятницу в ленте дня и нажимает на свободное время в строке «Маникюр» — услуга, дата и время подставляются в форму.</w:t>
       </w:r>
     </w:p>
     <w:p>
@@ -5061,7 +5185,7 @@
         <w:jc w:val="both"/>
       </w:pPr>
       <w:r>
-        <w:t xml:space="preserve">Вводит имя и телефон, выбирает услугу, дату и время, при необходимости добавляет комментарий.</w:t>
+        <w:t xml:space="preserve">Вводит имя и телефон клиента, при необходимости добавляет комментарий (услугу, дату и время можно выбрать и вручную).</w:t>
       </w:r>
     </w:p>
     <w:p>
@@ -5560,7 +5684,7 @@
                 <w:sz w:val="24"/>
                 <w:szCs w:val="24"/>
               </w:rPr>
-              <w:t xml:space="preserve">В демонстрации и тестах только вымышленные имена и телефоны вида +7 900 000-00-0X; подсказка под формой</w:t>
+              <w:t xml:space="preserve">В демонстрации и тестах только вымышленные имена и телефоны вида +7 701 000-00-0X; подсказка под формой</w:t>
             </w:r>
           </w:p>
         </w:tc>
@@ -5762,7 +5886,7 @@
                 <w:sz w:val="24"/>
                 <w:szCs w:val="24"/>
               </w:rPr>
-              <w:t xml:space="preserve">Данные выводятся через textContent; innerHTML с пользовательскими данными не используется (тест Т-14)</w:t>
+              <w:t xml:space="preserve">Данные выводятся через textContent; innerHTML с пользовательскими данными не используется (тест Т-15)</w:t>
             </w:r>
           </w:p>
         </w:tc>
@@ -5964,7 +6088,7 @@
                 <w:sz w:val="24"/>
                 <w:szCs w:val="24"/>
               </w:rPr>
-              <w:t xml:space="preserve">Чтение JSON в блоке try/catch, резервная копия lavanda.bookings.backup, предупреждение пользователю (тест Т-15)</w:t>
+              <w:t xml:space="preserve">Чтение JSON в блоке try/catch, резервная копия lavanda.bookings.backup, предупреждение пользователю (тест Т-16)</w:t>
             </w:r>
           </w:p>
         </w:tc>
@@ -6814,7 +6938,204 @@
                 <w:sz w:val="21"/>
                 <w:szCs w:val="21"/>
               </w:rPr>
-              <w:t xml:space="preserve">Добавлены статус, фильтр по статусу, бейджи в списке, тест Т-09; +2 ч работы, срок не изменился</w:t>
+              <w:t xml:space="preserve">Добавлены статус, фильтр по статусу, отметки статусов в списке, тест Т-09; +2 ч работы, срок не изменился</w:t>
+            </w:r>
+          </w:p>
+        </w:tc>
+      </w:tr>
+      <w:tr>
+        <w:trPr>
+          <w:cantSplit/>
+        </w:trPr>
+        <w:tc>
+          <w:tcPr>
+            <w:tcW w:type="dxa" w:w="450"/>
+            <w:tcBorders>
+              <w:top w:val="single" w:color="000000" w:sz="4"/>
+              <w:left w:val="single" w:color="000000" w:sz="4"/>
+              <w:bottom w:val="single" w:color="000000" w:sz="4"/>
+              <w:right w:val="single" w:color="000000" w:sz="4"/>
+            </w:tcBorders>
+            <w:tcMar>
+              <w:top w:type="dxa" w:w="50"/>
+              <w:left w:type="dxa" w:w="90"/>
+              <w:bottom w:type="dxa" w:w="50"/>
+              <w:right w:type="dxa" w:w="90"/>
+            </w:tcMar>
+            <w:vAlign w:val="top"/>
+          </w:tcPr>
+          <w:p>
+            <w:pPr>
+              <w:spacing w:after="0" w:line="240"/>
+              <w:ind w:firstLine="0"/>
+              <w:jc w:val="center"/>
+            </w:pPr>
+            <w:r>
+              <w:rPr>
+                <w:sz w:val="21"/>
+                <w:szCs w:val="21"/>
+              </w:rPr>
+              <w:t xml:space="preserve">3</w:t>
+            </w:r>
+          </w:p>
+        </w:tc>
+        <w:tc>
+          <w:tcPr>
+            <w:tcW w:type="dxa" w:w="1100"/>
+            <w:tcBorders>
+              <w:top w:val="single" w:color="000000" w:sz="4"/>
+              <w:left w:val="single" w:color="000000" w:sz="4"/>
+              <w:bottom w:val="single" w:color="000000" w:sz="4"/>
+              <w:right w:val="single" w:color="000000" w:sz="4"/>
+            </w:tcBorders>
+            <w:tcMar>
+              <w:top w:type="dxa" w:w="50"/>
+              <w:left w:type="dxa" w:w="90"/>
+              <w:bottom w:type="dxa" w:w="50"/>
+              <w:right w:type="dxa" w:w="90"/>
+            </w:tcMar>
+            <w:vAlign w:val="top"/>
+          </w:tcPr>
+          <w:p>
+            <w:pPr>
+              <w:spacing w:after="0" w:line="240"/>
+              <w:ind w:firstLine="0"/>
+              <w:jc w:val="left"/>
+            </w:pPr>
+            <w:r>
+              <w:rPr>
+                <w:sz w:val="21"/>
+                <w:szCs w:val="21"/>
+              </w:rPr>
+              <w:t xml:space="preserve">30.10.2026</w:t>
+            </w:r>
+          </w:p>
+        </w:tc>
+        <w:tc>
+          <w:tcPr>
+            <w:tcW w:type="dxa" w:w="1900"/>
+            <w:tcBorders>
+              <w:top w:val="single" w:color="000000" w:sz="4"/>
+              <w:left w:val="single" w:color="000000" w:sz="4"/>
+              <w:bottom w:val="single" w:color="000000" w:sz="4"/>
+              <w:right w:val="single" w:color="000000" w:sz="4"/>
+            </w:tcBorders>
+            <w:tcMar>
+              <w:top w:type="dxa" w:w="50"/>
+              <w:left w:type="dxa" w:w="90"/>
+              <w:bottom w:type="dxa" w:w="50"/>
+              <w:right w:type="dxa" w:w="90"/>
+            </w:tcMar>
+            <w:vAlign w:val="top"/>
+          </w:tcPr>
+          <w:p>
+            <w:pPr>
+              <w:spacing w:after="0" w:line="240"/>
+              <w:ind w:firstLine="0"/>
+              <w:jc w:val="left"/>
+            </w:pPr>
+            <w:r>
+              <w:rPr>
+                <w:sz w:val="21"/>
+                <w:szCs w:val="21"/>
+              </w:rPr>
+              <w:t xml:space="preserve">Записи дня были видны только списком, свободное время приходилось вычислять по таблице</w:t>
+            </w:r>
+          </w:p>
+        </w:tc>
+        <w:tc>
+          <w:tcPr>
+            <w:tcW w:type="dxa" w:w="2000"/>
+            <w:tcBorders>
+              <w:top w:val="single" w:color="000000" w:sz="4"/>
+              <w:left w:val="single" w:color="000000" w:sz="4"/>
+              <w:bottom w:val="single" w:color="000000" w:sz="4"/>
+              <w:right w:val="single" w:color="000000" w:sz="4"/>
+            </w:tcBorders>
+            <w:tcMar>
+              <w:top w:type="dxa" w:w="50"/>
+              <w:left w:type="dxa" w:w="90"/>
+              <w:bottom w:type="dxa" w:w="50"/>
+              <w:right w:type="dxa" w:w="90"/>
+            </w:tcMar>
+            <w:vAlign w:val="top"/>
+          </w:tcPr>
+          <w:p>
+            <w:pPr>
+              <w:spacing w:after="0" w:line="240"/>
+              <w:ind w:firstLine="0"/>
+              <w:jc w:val="left"/>
+            </w:pPr>
+            <w:r>
+              <w:rPr>
+                <w:sz w:val="21"/>
+                <w:szCs w:val="21"/>
+              </w:rPr>
+              <w:t xml:space="preserve">Добавлено ФТ-12: лента дня — расписание по мастерам, блок длиной в услугу, запись щелчком по свободному времени</w:t>
+            </w:r>
+          </w:p>
+        </w:tc>
+        <w:tc>
+          <w:tcPr>
+            <w:tcW w:type="dxa" w:w="1900"/>
+            <w:tcBorders>
+              <w:top w:val="single" w:color="000000" w:sz="4"/>
+              <w:left w:val="single" w:color="000000" w:sz="4"/>
+              <w:bottom w:val="single" w:color="000000" w:sz="4"/>
+              <w:right w:val="single" w:color="000000" w:sz="4"/>
+            </w:tcBorders>
+            <w:tcMar>
+              <w:top w:type="dxa" w:w="50"/>
+              <w:left w:type="dxa" w:w="90"/>
+              <w:bottom w:type="dxa" w:w="50"/>
+              <w:right w:type="dxa" w:w="90"/>
+            </w:tcMar>
+            <w:vAlign w:val="top"/>
+          </w:tcPr>
+          <w:p>
+            <w:pPr>
+              <w:spacing w:after="0" w:line="240"/>
+              <w:ind w:firstLine="0"/>
+              <w:jc w:val="left"/>
+            </w:pPr>
+            <w:r>
+              <w:rPr>
+                <w:sz w:val="21"/>
+                <w:szCs w:val="21"/>
+              </w:rPr>
+              <w:t xml:space="preserve">На промежуточном показе заказчик попросил видеть занятость мастеров одним взглядом, «как в журнале»</w:t>
+            </w:r>
+          </w:p>
+        </w:tc>
+        <w:tc>
+          <w:tcPr>
+            <w:tcW w:type="dxa" w:w="2005"/>
+            <w:tcBorders>
+              <w:top w:val="single" w:color="000000" w:sz="4"/>
+              <w:left w:val="single" w:color="000000" w:sz="4"/>
+              <w:bottom w:val="single" w:color="000000" w:sz="4"/>
+              <w:right w:val="single" w:color="000000" w:sz="4"/>
+            </w:tcBorders>
+            <w:tcMar>
+              <w:top w:type="dxa" w:w="50"/>
+              <w:left w:type="dxa" w:w="90"/>
+              <w:bottom w:type="dxa" w:w="50"/>
+              <w:right w:type="dxa" w:w="90"/>
+            </w:tcMar>
+            <w:vAlign w:val="top"/>
+          </w:tcPr>
+          <w:p>
+            <w:pPr>
+              <w:spacing w:after="0" w:line="240"/>
+              <w:ind w:firstLine="0"/>
+              <w:jc w:val="left"/>
+            </w:pPr>
+            <w:r>
+              <w:rPr>
+                <w:sz w:val="21"/>
+                <w:szCs w:val="21"/>
+              </w:rPr>
+              <w:t xml:space="preserve">Изменены макеты экранов 1 и 2, диаграммы Use Case и Class, добавлен тест Т-14; +5 ч работы, срок не изменился</w:t>
             </w:r>
           </w:p>
         </w:tc>
@@ -6831,7 +7152,7 @@
         <w:jc w:val="both"/>
       </w:pPr>
       <w:r>
-        <w:t xml:space="preserve">Версии сайта по журналу изменений: 1.0 — базовый CRUD; 1.1 — проверка занятости времени (изменение №1); 1.2 — статус «Отменена» вместо удаления при отмене (изменение №2).</w:t>
+        <w:t xml:space="preserve">Версии сайта по журналу изменений: 1.0 — базовый CRUD; 1.1 — проверка занятости времени (изменение №1); 1.2 — статус «Отменена» вместо удаления при отмене (изменение №2); 1.3 — лента дня (изменение №3).</w:t>
       </w:r>
     </w:p>
     <w:p>
@@ -9928,7 +10249,7 @@
         <w:jc w:val="both"/>
       </w:pPr>
       <w:r>
-        <w:t xml:space="preserve">Базовые варианты использования: просмотреть услуги и сводку, просмотреть список записей, создать, изменить, отменить и удалить запись, отметить выполнение. Отношение «include» означает обязательное включение: при создании и изменении записи всегда выполняется «Проверить данные и занятость времени», при отмене и удалении — «Подтвердить действие». Отношение «extend» означает необязательное расширение: при просмотре списка администратор может воспользоваться поиском и фильтрами.</w:t>
+        <w:t xml:space="preserve">Базовые варианты использования: просмотреть услуги и сводку, просмотреть список записей, создать, изменить, отменить и удалить запись, отметить выполнение. Отношение «include» означает обязательное включение: при создании и изменении записи всегда выполняется «Проверить данные и занятость времени», при отмене и удалении — «Подтвердить действие». Отношение «extend» означает необязательное расширение: при просмотре списка можно воспользоваться поиском и фильтрами, а при создании записи — выбрать время щелчком в ленте дня (изменение №3).</w:t>
       </w:r>
     </w:p>
     <w:p>
@@ -10129,7 +10450,27 @@
         <w:t xml:space="preserve">BookingsPage</w:t>
       </w:r>
       <w:r>
-        <w:t xml:space="preserve"> — логика страницы «Записи»: обработка формы, режим редактирования, отображение списка и фильтров.</w:t>
+        <w:t xml:space="preserve"> — логика страницы «Записи»: обработка формы, режим редактирования, отображение журнала и фильтров.</w:t>
+      </w:r>
+    </w:p>
+    <w:p>
+      <w:pPr>
+        <w:pStyle w:val="ListParagraph"/>
+        <w:numPr>
+          <w:ilvl w:val="0"/>
+          <w:numId w:val="3"/>
+        </w:numPr>
+        <w:jc w:val="both"/>
+      </w:pPr>
+      <w:r>
+        <w:rPr>
+          <w:b/>
+          <w:bCs/>
+        </w:rPr>
+        <w:t xml:space="preserve">DayTimeline</w:t>
+      </w:r>
+      <w:r>
+        <w:t xml:space="preserve"> — лента дня: построение расписания по мастерам, определение интервала под курсором и его занятости, выбор дня при открытии, сводка дня.</w:t>
       </w:r>
     </w:p>
     <w:p>
@@ -10327,7 +10668,7 @@
                 <w:sz w:val="19"/>
                 <w:szCs w:val="19"/>
               </w:rPr>
-              <w:t xml:space="preserve">    "phone": "+7 900 000-00-01",</w:t>
+              <w:t xml:space="preserve">    "phone": "+7 701 000-00-01",</w:t>
             </w:r>
           </w:p>
           <w:p>
@@ -10721,7 +11062,7 @@
         <w:jc w:val="both"/>
       </w:pPr>
       <w:r>
-        <w:t xml:space="preserve">Макеты трёх экранов выполнены в виде чёрно-белых схем (wireframe) до начала вёрстки. Цифрами на макетах отмечены ключевые элементы, их назначение подписано под каждым макетом.</w:t>
+        <w:t xml:space="preserve">Макеты трёх экранов выполнены в виде чёрно-белых схем (wireframe) до начала вёрстки и обновлены после изменения №3 (лента дня). Цифрами на макетах отмечены ключевые элементы, их назначение подписано под каждым макетом.</w:t>
       </w:r>
     </w:p>
     <w:p>
@@ -10744,7 +11085,7 @@
       <w:r>
         <w:drawing>
           <wp:inline distT="0" distB="0" distL="0" distR="0">
-            <wp:extent cx="5905500" cy="3781425"/>
+            <wp:extent cx="5905500" cy="4200525"/>
             <wp:effectExtent t="0" r="0" b="0" l="0"/>
             <wp:docPr id="9" name="01_mockup_home.png" descr="Макет экрана «Главная»" title="Макет экрана «Главная»"/>
             <wp:cNvGraphicFramePr>
@@ -10769,7 +11110,7 @@
                   <pic:spPr bwMode="auto">
                     <a:xfrm>
                       <a:off x="0" y="0"/>
-                      <a:ext cx="5905500" cy="3781425"/>
+                      <a:ext cx="5905500" cy="4200525"/>
                     </a:xfrm>
                     <a:prstGeom prst="rect">
                       <a:avLst/>
@@ -10816,7 +11157,7 @@
       <w:r>
         <w:drawing>
           <wp:inline distT="0" distB="0" distL="0" distR="0">
-            <wp:extent cx="5905500" cy="4010025"/>
+            <wp:extent cx="5905500" cy="4791075"/>
             <wp:effectExtent t="0" r="0" b="0" l="0"/>
             <wp:docPr id="10" name="02_mockup_bookings.png" descr="Макет экрана «Записи»" title="Макет экрана «Записи»"/>
             <wp:cNvGraphicFramePr>
@@ -10841,7 +11182,7 @@
                   <pic:spPr bwMode="auto">
                     <a:xfrm>
                       <a:off x="0" y="0"/>
-                      <a:ext cx="5905500" cy="4010025"/>
+                      <a:ext cx="5905500" cy="4791075"/>
                     </a:xfrm>
                     <a:prstGeom prst="rect">
                       <a:avLst/>
@@ -10874,7 +11215,7 @@
         <w:jc w:val="both"/>
       </w:pPr>
       <w:r>
-        <w:t xml:space="preserve">Форма расположена слева и остаётся на экране при прокрутке списка; одна и та же форма используется для создания и для редактирования записи. Поле «Статус» появляется только в режиме редактирования.</w:t>
+        <w:t xml:space="preserve">Над формой и журналом расположена лента дня: щелчок по свободному времени подставляет услугу, дату и время в форму. Форма остаётся на экране при прокрутке журнала; одна и та же форма используется для создания и для редактирования записи, поле «Статус» появляется только в режиме редактирования. Журнал сгруппирован по дням, как страницы бумажного журнала.</w:t>
       </w:r>
     </w:p>
     <w:p>
@@ -10897,7 +11238,7 @@
       <w:r>
         <w:drawing>
           <wp:inline distT="0" distB="0" distL="0" distR="0">
-            <wp:extent cx="5905500" cy="3629025"/>
+            <wp:extent cx="5905500" cy="4181475"/>
             <wp:effectExtent t="0" r="0" b="0" l="0"/>
             <wp:docPr id="11" name="03_mockup_about.png" descr="Макет экрана «О проекте»" title="Макет экрана «О проекте»"/>
             <wp:cNvGraphicFramePr>
@@ -10922,7 +11263,7 @@
                   <pic:spPr bwMode="auto">
                     <a:xfrm>
                       <a:off x="0" y="0"/>
-                      <a:ext cx="5905500" cy="3629025"/>
+                      <a:ext cx="5905500" cy="4181475"/>
                     </a:xfrm>
                     <a:prstGeom prst="rect">
                       <a:avLst/>
@@ -11041,7 +11382,52 @@
         <w:jc w:val="both"/>
       </w:pPr>
       <w:r>
-        <w:t xml:space="preserve">инициализация страниц: initHome, initBookings, initAbout, а также функции формы и списка.</w:t>
+        <w:t xml:space="preserve">лента дня: renderTimeline, slotAt, pickInitialDay, daySummary и объект Day для перехода по дням;</w:t>
+      </w:r>
+    </w:p>
+    <w:p>
+      <w:pPr>
+        <w:pStyle w:val="ListParagraph"/>
+        <w:numPr>
+          <w:ilvl w:val="0"/>
+          <w:numId w:val="3"/>
+        </w:numPr>
+        <w:jc w:val="both"/>
+      </w:pPr>
+      <w:r>
+        <w:t xml:space="preserve">инициализация страниц: initHome, initBookings, initAbout, а также функции формы и журнала.</w:t>
+      </w:r>
+    </w:p>
+    <w:p>
+      <w:pPr>
+        <w:ind w:firstLine="709"/>
+        <w:jc w:val="both"/>
+      </w:pPr>
+      <w:r>
+        <w:rPr>
+          <w:b/>
+          <w:bCs/>
+        </w:rPr>
+        <w:t xml:space="preserve">Оформление.</w:t>
+      </w:r>
+      <w:r>
+        <w:t xml:space="preserve"> Визуальный образ — «ежедневник администратора». Верх каждой страницы — насыщенная лавандовая полоса; в ней отрывной календарь с крупным числом дня и заголовок дня («Завтра 4 записи», «Сегодня свободно»), на главной — поле лавандовых стеблей. Лента дня — белая карточка, которая наезжает на край полосы. Палитра: лавандово-фиолетовый для категории «Волосы», пионово-розовый для категории «Ногти», подсолнечно-жёлтый акцент для линии текущего времени и календаря. Заголовки набраны шрифтом Sitka, интерфейс, время и цены — Bahnschrift с узким начертанием для цифр; оба шрифта встроены в Windows, поэтому сайт выглядит одинаково без интернета. Цены указаны в тенге, прайс-лист оформлен как меню салона, форма — как талон записи с перфорацией.</w:t>
+      </w:r>
+    </w:p>
+    <w:p>
+      <w:pPr>
+        <w:ind w:firstLine="709"/>
+        <w:jc w:val="both"/>
+      </w:pPr>
+      <w:r>
+        <w:rPr>
+          <w:b/>
+          <w:bCs/>
+        </w:rPr>
+        <w:t xml:space="preserve">Анимации</w:t>
+      </w:r>
+      <w:r>
+        <w:t xml:space="preserve"> отвечают на действия пользователя: при переходе на следующий день листок календаря отрывается и улетает, на предыдущий — опускается сверху; при загрузке главной «вырастают» лавандовые стебли; блоки ленты «прорисовываются» слева направо в порядке времени, над свободным временем появляется пунктирное превью будущей записи, новая запись «опускается» в ленту, подставленные из ленты поля подсвечиваются, отменённое имя перечёркивается линией, удаляемая строка уезжает вправо, поле с ошибкой вздрагивает. При системной настройке «уменьшить движение» анимации отключаются.</w:t>
       </w:r>
     </w:p>
     <w:p>
@@ -11905,9 +12291,224 @@
       </w:pPr>
       <w:bookmarkStart w:name="_Toc41" w:id="41"/>
       <w:r>
-        <w:t xml:space="preserve">7.5 Скриншоты сайта</w:t>
+        <w:t xml:space="preserve">7.5 Лента дня</w:t>
       </w:r>
       <w:bookmarkEnd w:id="41"/>
+    </w:p>
+    <w:p>
+      <w:pPr>
+        <w:ind w:firstLine="709"/>
+        <w:jc w:val="both"/>
+      </w:pPr>
+      <w:r>
+        <w:t xml:space="preserve">Лента дня (требование ФТ-12) строится функцией renderTimeline: для каждой услуги — строка, для каждой записи — кнопка, положение и ширина которой вычисляются из времени начала и длительности услуги. Функция slotAt по положению курсора определяет интервал с шагом 15 минут и проверяет, свободен ли он; этот же интервал показывается пунктирным превью и подставляется в форму по щелчку.</w:t>
+      </w:r>
+    </w:p>
+    <w:tbl>
+      <w:tblPr>
+        <w:tblW w:type="dxa" w:w="9355"/>
+        <w:tblBorders>
+          <w:top w:val="single" w:color="auto" w:sz="4"/>
+          <w:left w:val="single" w:color="auto" w:sz="4"/>
+          <w:bottom w:val="single" w:color="auto" w:sz="4"/>
+          <w:right w:val="single" w:color="auto" w:sz="4"/>
+          <w:insideH w:val="single" w:color="auto" w:sz="4"/>
+          <w:insideV w:val="single" w:color="auto" w:sz="4"/>
+        </w:tblBorders>
+      </w:tblPr>
+      <w:tblGrid>
+        <w:gridCol w:w="9355"/>
+      </w:tblGrid>
+      <w:tr>
+        <w:tc>
+          <w:tcPr>
+            <w:tcW w:type="dxa" w:w="9355"/>
+            <w:tcBorders>
+              <w:top w:val="single" w:color="BBBBBB" w:sz="4"/>
+              <w:left w:val="single" w:color="BBBBBB" w:sz="4"/>
+              <w:bottom w:val="single" w:color="BBBBBB" w:sz="4"/>
+              <w:right w:val="single" w:color="BBBBBB" w:sz="4"/>
+            </w:tcBorders>
+            <w:shd w:fill="F6F6F6" w:color="auto" w:val="clear"/>
+            <w:tcMar>
+              <w:top w:type="dxa" w:w="80"/>
+              <w:left w:type="dxa" w:w="140"/>
+              <w:bottom w:type="dxa" w:w="80"/>
+              <w:right w:type="dxa" w:w="140"/>
+            </w:tcMar>
+          </w:tcPr>
+          <w:p>
+            <w:pPr>
+              <w:spacing w:after="0" w:line="240"/>
+              <w:ind w:firstLine="0"/>
+              <w:jc w:val="left"/>
+            </w:pPr>
+            <w:r>
+              <w:rPr>
+                <w:rFonts w:ascii="Consolas" w:cs="Consolas" w:eastAsia="Consolas" w:hAnsi="Consolas"/>
+                <w:sz w:val="19"/>
+                <w:szCs w:val="19"/>
+              </w:rPr>
+              <w:t xml:space="preserve">function slotAt(event, track, service, date) {</w:t>
+            </w:r>
+          </w:p>
+          <w:p>
+            <w:pPr>
+              <w:spacing w:after="0" w:line="240"/>
+              <w:ind w:firstLine="0"/>
+              <w:jc w:val="left"/>
+            </w:pPr>
+            <w:r>
+              <w:rPr>
+                <w:rFonts w:ascii="Consolas" w:cs="Consolas" w:eastAsia="Consolas" w:hAnsi="Consolas"/>
+                <w:sz w:val="19"/>
+                <w:szCs w:val="19"/>
+              </w:rPr>
+              <w:t xml:space="preserve">  const rect = track.getBoundingClientRect();</w:t>
+            </w:r>
+          </w:p>
+          <w:p>
+            <w:pPr>
+              <w:spacing w:after="0" w:line="240"/>
+              <w:ind w:firstLine="0"/>
+              <w:jc w:val="left"/>
+            </w:pPr>
+            <w:r>
+              <w:rPr>
+                <w:rFonts w:ascii="Consolas" w:cs="Consolas" w:eastAsia="Consolas" w:hAnsi="Consolas"/>
+                <w:sz w:val="19"/>
+                <w:szCs w:val="19"/>
+              </w:rPr>
+              <w:t xml:space="preserve">  const ratio = Math.min(Math.max((event.clientX - rect.left) / rect.width, 0), 0.9999);</w:t>
+            </w:r>
+          </w:p>
+          <w:p>
+            <w:pPr>
+              <w:spacing w:after="0" w:line="240"/>
+              <w:ind w:firstLine="0"/>
+              <w:jc w:val="left"/>
+            </w:pPr>
+            <w:r>
+              <w:rPr>
+                <w:rFonts w:ascii="Consolas" w:cs="Consolas" w:eastAsia="Consolas" w:hAnsi="Consolas"/>
+                <w:sz w:val="19"/>
+                <w:szCs w:val="19"/>
+              </w:rPr>
+              <w:t xml:space="preserve">  let start = DAY_START + Math.floor(ratio * (DAY_END - DAY_START) / SLOT_STEP) * SLOT_STEP;</w:t>
+            </w:r>
+          </w:p>
+          <w:p>
+            <w:pPr>
+              <w:spacing w:after="0" w:line="240"/>
+              <w:ind w:firstLine="0"/>
+              <w:jc w:val="left"/>
+            </w:pPr>
+            <w:r>
+              <w:rPr>
+                <w:rFonts w:ascii="Consolas" w:cs="Consolas" w:eastAsia="Consolas" w:hAnsi="Consolas"/>
+                <w:sz w:val="19"/>
+                <w:szCs w:val="19"/>
+              </w:rPr>
+              <w:t xml:space="preserve">  start = Math.min(start, DAY_END - service.duration);</w:t>
+            </w:r>
+          </w:p>
+          <w:p>
+            <w:pPr>
+              <w:spacing w:after="0" w:line="240"/>
+              <w:ind w:firstLine="0"/>
+              <w:jc w:val="left"/>
+            </w:pPr>
+            <w:r>
+              <w:rPr>
+                <w:rFonts w:ascii="Consolas" w:cs="Consolas" w:eastAsia="Consolas" w:hAnsi="Consolas"/>
+                <w:sz w:val="19"/>
+                <w:szCs w:val="19"/>
+              </w:rPr>
+              <w:t xml:space="preserve">  const end = start + service.duration;</w:t>
+            </w:r>
+          </w:p>
+          <w:p>
+            <w:pPr>
+              <w:spacing w:after="0" w:line="240"/>
+              <w:ind w:firstLine="0"/>
+              <w:jc w:val="left"/>
+            </w:pPr>
+            <w:r>
+              <w:rPr>
+                <w:rFonts w:ascii="Consolas" w:cs="Consolas" w:eastAsia="Consolas" w:hAnsi="Consolas"/>
+                <w:sz w:val="19"/>
+                <w:szCs w:val="19"/>
+              </w:rPr>
+              <w:t xml:space="preserve">  const clash = Store.getAll().find(b =&gt; b.date === date &amp;&amp; b.serviceId === service.id &amp;&amp;</w:t>
+            </w:r>
+          </w:p>
+          <w:p>
+            <w:pPr>
+              <w:spacing w:after="0" w:line="240"/>
+              <w:ind w:firstLine="0"/>
+              <w:jc w:val="left"/>
+            </w:pPr>
+            <w:r>
+              <w:rPr>
+                <w:rFonts w:ascii="Consolas" w:cs="Consolas" w:eastAsia="Consolas" w:hAnsi="Consolas"/>
+                <w:sz w:val="19"/>
+                <w:szCs w:val="19"/>
+              </w:rPr>
+              <w:t xml:space="preserve">    b.status === 'planned' &amp;&amp; b.id !== editingId &amp;&amp;</w:t>
+            </w:r>
+          </w:p>
+          <w:p>
+            <w:pPr>
+              <w:spacing w:after="0" w:line="240"/>
+              <w:ind w:firstLine="0"/>
+              <w:jc w:val="left"/>
+            </w:pPr>
+            <w:r>
+              <w:rPr>
+                <w:rFonts w:ascii="Consolas" w:cs="Consolas" w:eastAsia="Consolas" w:hAnsi="Consolas"/>
+                <w:sz w:val="19"/>
+                <w:szCs w:val="19"/>
+              </w:rPr>
+              <w:t xml:space="preserve">    start &lt; toMinutes(b.time) + service.duration &amp;&amp; toMinutes(b.time) &lt; end);</w:t>
+            </w:r>
+          </w:p>
+          <w:p>
+            <w:pPr>
+              <w:spacing w:after="0" w:line="240"/>
+              <w:ind w:firstLine="0"/>
+              <w:jc w:val="left"/>
+            </w:pPr>
+            <w:r>
+              <w:rPr>
+                <w:rFonts w:ascii="Consolas" w:cs="Consolas" w:eastAsia="Consolas" w:hAnsi="Consolas"/>
+                <w:sz w:val="19"/>
+                <w:szCs w:val="19"/>
+              </w:rPr>
+              <w:t xml:space="preserve">  // ... проверка прошедшего времени и текст причины</w:t>
+            </w:r>
+          </w:p>
+          <w:p>
+            <w:pPr>
+              <w:spacing w:after="0" w:line="240"/>
+              <w:ind w:firstLine="0"/>
+              <w:jc w:val="left"/>
+            </w:pPr>
+            <w:r>
+              <w:rPr>
+                <w:rFonts w:ascii="Consolas" w:cs="Consolas" w:eastAsia="Consolas" w:hAnsi="Consolas"/>
+                <w:sz w:val="19"/>
+                <w:szCs w:val="19"/>
+              </w:rPr>
+              <w:t xml:space="preserve">}</w:t>
+            </w:r>
+          </w:p>
+        </w:tc>
+      </w:tr>
+    </w:tbl>
+    <w:p>
+      <w:pPr>
+        <w:spacing w:after="120" w:line="240"/>
+      </w:pPr>
     </w:p>
     <w:p>
       <w:pPr>
@@ -11919,9 +12520,9 @@
       <w:r>
         <w:drawing>
           <wp:inline distT="0" distB="0" distL="0" distR="0">
-            <wp:extent cx="5905500" cy="4410075"/>
+            <wp:extent cx="5905500" cy="3971925"/>
             <wp:effectExtent t="0" r="0" b="0" l="0"/>
-            <wp:docPr id="12" name="07_home.png" descr="Раздел «Главная»: сводка и услуги студии" title="Раздел «Главная»: сводка и услуги студии"/>
+            <wp:docPr id="12" name="09_timeline.png" descr="Лента дня: превью свободного интервала «Укладка» 15:00–15:45" title="Лента дня: превью свободного интервала «Укладка» 15:00–15:45"/>
             <wp:cNvGraphicFramePr>
               <a:graphicFrameLocks xmlns:a="http://schemas.openxmlformats.org/drawingml/2006/main" noChangeAspect="1"/>
             </wp:cNvGraphicFramePr>
@@ -11944,7 +12545,7 @@
                   <pic:spPr bwMode="auto">
                     <a:xfrm>
                       <a:off x="0" y="0"/>
-                      <a:ext cx="5905500" cy="4410075"/>
+                      <a:ext cx="5905500" cy="3971925"/>
                     </a:xfrm>
                     <a:prstGeom prst="rect">
                       <a:avLst/>
@@ -11968,8 +12569,18 @@
           <w:sz w:val="24"/>
           <w:szCs w:val="24"/>
         </w:rPr>
-        <w:t xml:space="preserve">Рисунок 12 — Раздел «Главная»: сводка и услуги студии</w:t>
-      </w:r>
+        <w:t xml:space="preserve">Рисунок 12 — Лента дня: превью свободного интервала «Укладка» 15:00–15:45</w:t>
+      </w:r>
+    </w:p>
+    <w:p>
+      <w:pPr>
+        <w:pStyle w:val="Heading2"/>
+      </w:pPr>
+      <w:bookmarkStart w:name="_Toc42" w:id="42"/>
+      <w:r>
+        <w:t xml:space="preserve">7.6 Скриншоты сайта</w:t>
+      </w:r>
+      <w:bookmarkEnd w:id="42"/>
     </w:p>
     <w:p>
       <w:pPr>
@@ -11981,9 +12592,9 @@
       <w:r>
         <w:drawing>
           <wp:inline distT="0" distB="0" distL="0" distR="0">
-            <wp:extent cx="5905500" cy="4267200"/>
+            <wp:extent cx="5905500" cy="6924675"/>
             <wp:effectExtent t="0" r="0" b="0" l="0"/>
-            <wp:docPr id="13" name="06_list.png" descr="Раздел «Записи»: список с разными статусами" title="Раздел «Записи»: список с разными статусами"/>
+            <wp:docPr id="13" name="07_home.png" descr="Раздел «Главная»: лента дня и прайс-лист" title="Раздел «Главная»: лента дня и прайс-лист"/>
             <wp:cNvGraphicFramePr>
               <a:graphicFrameLocks xmlns:a="http://schemas.openxmlformats.org/drawingml/2006/main" noChangeAspect="1"/>
             </wp:cNvGraphicFramePr>
@@ -12006,7 +12617,7 @@
                   <pic:spPr bwMode="auto">
                     <a:xfrm>
                       <a:off x="0" y="0"/>
-                      <a:ext cx="5905500" cy="4267200"/>
+                      <a:ext cx="5905500" cy="6924675"/>
                     </a:xfrm>
                     <a:prstGeom prst="rect">
                       <a:avLst/>
@@ -12030,7 +12641,7 @@
           <w:sz w:val="24"/>
           <w:szCs w:val="24"/>
         </w:rPr>
-        <w:t xml:space="preserve">Рисунок 13 — Раздел «Записи»: список с разными статусами</w:t>
+        <w:t xml:space="preserve">Рисунок 13 — Раздел «Главная»: лента дня и прайс-лист</w:t>
       </w:r>
     </w:p>
     <w:p>
@@ -12043,9 +12654,9 @@
       <w:r>
         <w:drawing>
           <wp:inline distT="0" distB="0" distL="0" distR="0">
-            <wp:extent cx="5905500" cy="3971925"/>
+            <wp:extent cx="4467225" cy="7239000"/>
             <wp:effectExtent t="0" r="0" b="0" l="0"/>
-            <wp:docPr id="14" name="03_validation.png" descr="Проверка обязательных полей при сохранении пустой формы" title="Проверка обязательных полей при сохранении пустой формы"/>
+            <wp:docPr id="14" name="06_list.png" descr="Раздел «Записи»: лента дня, форма и журнал с разными статусами" title="Раздел «Записи»: лента дня, форма и журнал с разными статусами"/>
             <wp:cNvGraphicFramePr>
               <a:graphicFrameLocks xmlns:a="http://schemas.openxmlformats.org/drawingml/2006/main" noChangeAspect="1"/>
             </wp:cNvGraphicFramePr>
@@ -12068,7 +12679,7 @@
                   <pic:spPr bwMode="auto">
                     <a:xfrm>
                       <a:off x="0" y="0"/>
-                      <a:ext cx="5905500" cy="3971925"/>
+                      <a:ext cx="4467225" cy="7239000"/>
                     </a:xfrm>
                     <a:prstGeom prst="rect">
                       <a:avLst/>
@@ -12092,7 +12703,7 @@
           <w:sz w:val="24"/>
           <w:szCs w:val="24"/>
         </w:rPr>
-        <w:t xml:space="preserve">Рисунок 14 — Проверка обязательных полей при сохранении пустой формы</w:t>
+        <w:t xml:space="preserve">Рисунок 14 — Раздел «Записи»: лента дня, форма и журнал с разными статусами</w:t>
       </w:r>
     </w:p>
     <w:p>
@@ -12107,7 +12718,7 @@
           <wp:inline distT="0" distB="0" distL="0" distR="0">
             <wp:extent cx="5905500" cy="3971925"/>
             <wp:effectExtent t="0" r="0" b="0" l="0"/>
-            <wp:docPr id="15" name="04_conflict.png" descr="Сообщение о занятости мастера (изменение №1)" title="Сообщение о занятости мастера (изменение №1)"/>
+            <wp:docPr id="15" name="03_validation.png" descr="Проверка обязательных полей при сохранении пустой формы" title="Проверка обязательных полей при сохранении пустой формы"/>
             <wp:cNvGraphicFramePr>
               <a:graphicFrameLocks xmlns:a="http://schemas.openxmlformats.org/drawingml/2006/main" noChangeAspect="1"/>
             </wp:cNvGraphicFramePr>
@@ -12154,7 +12765,7 @@
           <w:sz w:val="24"/>
           <w:szCs w:val="24"/>
         </w:rPr>
-        <w:t xml:space="preserve">Рисунок 15 — Сообщение о занятости мастера (изменение №1)</w:t>
+        <w:t xml:space="preserve">Рисунок 15 — Проверка обязательных полей при сохранении пустой формы</w:t>
       </w:r>
     </w:p>
     <w:p>
@@ -12169,7 +12780,7 @@
           <wp:inline distT="0" distB="0" distL="0" distR="0">
             <wp:extent cx="5905500" cy="3971925"/>
             <wp:effectExtent t="0" r="0" b="0" l="0"/>
-            <wp:docPr id="16" name="05_edit.png" descr="Режим редактирования записи" title="Режим редактирования записи"/>
+            <wp:docPr id="16" name="04_conflict.png" descr="Сообщение о занятости мастера (изменение №1)" title="Сообщение о занятости мастера (изменение №1)"/>
             <wp:cNvGraphicFramePr>
               <a:graphicFrameLocks xmlns:a="http://schemas.openxmlformats.org/drawingml/2006/main" noChangeAspect="1"/>
             </wp:cNvGraphicFramePr>
@@ -12216,7 +12827,7 @@
           <w:sz w:val="24"/>
           <w:szCs w:val="24"/>
         </w:rPr>
-        <w:t xml:space="preserve">Рисунок 16 — Режим редактирования записи</w:t>
+        <w:t xml:space="preserve">Рисунок 16 — Сообщение о занятости мастера (изменение №1)</w:t>
       </w:r>
     </w:p>
     <w:p>
@@ -12229,9 +12840,9 @@
       <w:r>
         <w:drawing>
           <wp:inline distT="0" distB="0" distL="0" distR="0">
-            <wp:extent cx="5905500" cy="4467225"/>
+            <wp:extent cx="5905500" cy="3971925"/>
             <wp:effectExtent t="0" r="0" b="0" l="0"/>
-            <wp:docPr id="17" name="08_about.png" descr="Раздел «О проекте»" title="Раздел «О проекте»"/>
+            <wp:docPr id="17" name="05_edit.png" descr="Режим редактирования записи" title="Режим редактирования записи"/>
             <wp:cNvGraphicFramePr>
               <a:graphicFrameLocks xmlns:a="http://schemas.openxmlformats.org/drawingml/2006/main" noChangeAspect="1"/>
             </wp:cNvGraphicFramePr>
@@ -12254,7 +12865,7 @@
                   <pic:spPr bwMode="auto">
                     <a:xfrm>
                       <a:off x="0" y="0"/>
-                      <a:ext cx="5905500" cy="4467225"/>
+                      <a:ext cx="5905500" cy="3971925"/>
                     </a:xfrm>
                     <a:prstGeom prst="rect">
                       <a:avLst/>
@@ -12278,7 +12889,69 @@
           <w:sz w:val="24"/>
           <w:szCs w:val="24"/>
         </w:rPr>
-        <w:t xml:space="preserve">Рисунок 17 — Раздел «О проекте»</w:t>
+        <w:t xml:space="preserve">Рисунок 17 — Режим редактирования записи</w:t>
+      </w:r>
+    </w:p>
+    <w:p>
+      <w:pPr>
+        <w:keepNext/>
+        <w:spacing w:after="60" w:before="120" w:line="240"/>
+        <w:ind w:firstLine="0"/>
+        <w:jc w:val="center"/>
+      </w:pPr>
+      <w:r>
+        <w:drawing>
+          <wp:inline distT="0" distB="0" distL="0" distR="0">
+            <wp:extent cx="4972050" cy="7239000"/>
+            <wp:effectExtent t="0" r="0" b="0" l="0"/>
+            <wp:docPr id="18" name="08_about.png" descr="Раздел «О проекте»" title="Раздел «О проекте»"/>
+            <wp:cNvGraphicFramePr>
+              <a:graphicFrameLocks xmlns:a="http://schemas.openxmlformats.org/drawingml/2006/main" noChangeAspect="1"/>
+            </wp:cNvGraphicFramePr>
+            <a:graphic xmlns:a="http://schemas.openxmlformats.org/drawingml/2006/main">
+              <a:graphicData uri="http://schemas.openxmlformats.org/drawingml/2006/picture">
+                <pic:pic xmlns:pic="http://schemas.openxmlformats.org/drawingml/2006/picture">
+                  <pic:nvPicPr>
+                    <pic:cNvPr id="0" name="" descr=""/>
+                    <pic:cNvPicPr>
+                      <a:picLocks noChangeAspect="1" noChangeArrowheads="1"/>
+                    </pic:cNvPicPr>
+                  </pic:nvPicPr>
+                  <pic:blipFill>
+                    <a:blip r:embed="rId25" cstate="none"/>
+                    <a:srcRect/>
+                    <a:stretch>
+                      <a:fillRect/>
+                    </a:stretch>
+                  </pic:blipFill>
+                  <pic:spPr bwMode="auto">
+                    <a:xfrm>
+                      <a:off x="0" y="0"/>
+                      <a:ext cx="4972050" cy="7239000"/>
+                    </a:xfrm>
+                    <a:prstGeom prst="rect">
+                      <a:avLst/>
+                    </a:prstGeom>
+                  </pic:spPr>
+                </pic:pic>
+              </a:graphicData>
+            </a:graphic>
+          </wp:inline>
+        </w:drawing>
+      </w:r>
+    </w:p>
+    <w:p>
+      <w:pPr>
+        <w:spacing w:after="200" w:line="276"/>
+        <w:ind w:firstLine="0"/>
+        <w:jc w:val="center"/>
+      </w:pPr>
+      <w:r>
+        <w:rPr>
+          <w:sz w:val="24"/>
+          <w:szCs w:val="24"/>
+        </w:rPr>
+        <w:t xml:space="preserve">Рисунок 18 — Раздел «О проекте»</w:t>
       </w:r>
     </w:p>
     <w:p>
@@ -12286,11 +12959,11 @@
         <w:pStyle w:val="Heading1"/>
         <w:pageBreakBefore/>
       </w:pPr>
-      <w:bookmarkStart w:name="_Toc42" w:id="42"/>
+      <w:bookmarkStart w:name="_Toc43" w:id="43"/>
       <w:r>
         <w:t xml:space="preserve">8 ТЕСТИРОВАНИЕ</w:t>
       </w:r>
-      <w:bookmarkEnd w:id="42"/>
+      <w:bookmarkEnd w:id="43"/>
     </w:p>
     <w:p>
       <w:pPr>
@@ -13137,7 +13810,7 @@
                 <w:sz w:val="21"/>
                 <w:szCs w:val="21"/>
               </w:rPr>
-              <w:t xml:space="preserve">Под полем «телефон» выведено: «Телефон должен содержать 10–11 цифр, например +7 900 000-00-00.»</w:t>
+              <w:t xml:space="preserve">Под полем «телефон» выведено: «Телефон должен содержать 10–11 цифр, например +7 701 000-00-00.»</w:t>
             </w:r>
           </w:p>
         </w:tc>
@@ -14723,7 +15396,7 @@
                 <w:sz w:val="21"/>
                 <w:szCs w:val="21"/>
               </w:rPr>
-              <w:t xml:space="preserve">В комментарий ввести HTML-код &lt;img src=x onerror=…&gt; и сохранить</w:t>
+              <w:t xml:space="preserve">В ленте дня навести курсор на свободное время «Укладки» в 15:00 и нажать; затем нажать на блок записи А. Смирновой</w:t>
             </w:r>
           </w:p>
         </w:tc>
@@ -14755,7 +15428,7 @@
                 <w:sz w:val="21"/>
                 <w:szCs w:val="21"/>
               </w:rPr>
-              <w:t xml:space="preserve">Код отображается как обычный текст и не выполняется</w:t>
+              <w:t xml:space="preserve">Появляется превью интервала; услуга, дата и время подставляются в форму; щелчок по блоку открывает запись для редактирования</w:t>
             </w:r>
           </w:p>
         </w:tc>
@@ -14787,7 +15460,7 @@
                 <w:sz w:val="21"/>
                 <w:szCs w:val="21"/>
               </w:rPr>
-              <w:t xml:space="preserve">Код показан как текст, скрипт не выполнен</w:t>
+              <w:t xml:space="preserve">Превью «15:00–15:45»; в форму подставлено: «Укладка», 15.10.2026, 15:00; открыта запись «Анна Смирнова» в режиме редактирования</w:t>
             </w:r>
           </w:p>
         </w:tc>
@@ -14888,7 +15561,7 @@
                 <w:sz w:val="21"/>
                 <w:szCs w:val="21"/>
               </w:rPr>
-              <w:t xml:space="preserve">Вручную записать в localStorage повреждённые данные и открыть «Записи»</w:t>
+              <w:t xml:space="preserve">В комментарий ввести HTML-код &lt;img src=x onerror=…&gt; и сохранить</w:t>
             </w:r>
           </w:p>
         </w:tc>
@@ -14920,7 +15593,7 @@
                 <w:sz w:val="21"/>
                 <w:szCs w:val="21"/>
               </w:rPr>
-              <w:t xml:space="preserve">Страница работает, выводится предупреждение, исходные данные сохраняются в резервную копию</w:t>
+              <w:t xml:space="preserve">Код отображается как обычный текст и не выполняется</w:t>
             </w:r>
           </w:p>
         </w:tc>
@@ -14952,7 +15625,7 @@
                 <w:sz w:val="21"/>
                 <w:szCs w:val="21"/>
               </w:rPr>
-              <w:t xml:space="preserve">Показано предупреждение, создана копия «lavanda.bookings.backup»</w:t>
+              <w:t xml:space="preserve">Код показан как текст, скрипт не выполнен</w:t>
             </w:r>
           </w:p>
         </w:tc>
@@ -14989,6 +15662,171 @@
           </w:p>
         </w:tc>
       </w:tr>
+      <w:tr>
+        <w:trPr>
+          <w:cantSplit/>
+        </w:trPr>
+        <w:tc>
+          <w:tcPr>
+            <w:tcW w:type="dxa" w:w="500"/>
+            <w:tcBorders>
+              <w:top w:val="single" w:color="000000" w:sz="4"/>
+              <w:left w:val="single" w:color="000000" w:sz="4"/>
+              <w:bottom w:val="single" w:color="000000" w:sz="4"/>
+              <w:right w:val="single" w:color="000000" w:sz="4"/>
+            </w:tcBorders>
+            <w:tcMar>
+              <w:top w:type="dxa" w:w="50"/>
+              <w:left w:type="dxa" w:w="90"/>
+              <w:bottom w:type="dxa" w:w="50"/>
+              <w:right w:type="dxa" w:w="90"/>
+            </w:tcMar>
+            <w:vAlign w:val="top"/>
+          </w:tcPr>
+          <w:p>
+            <w:pPr>
+              <w:spacing w:after="0" w:line="240"/>
+              <w:ind w:firstLine="0"/>
+              <w:jc w:val="center"/>
+            </w:pPr>
+            <w:r>
+              <w:rPr>
+                <w:sz w:val="21"/>
+                <w:szCs w:val="21"/>
+              </w:rPr>
+              <w:t xml:space="preserve">16</w:t>
+            </w:r>
+          </w:p>
+        </w:tc>
+        <w:tc>
+          <w:tcPr>
+            <w:tcW w:type="dxa" w:w="2700"/>
+            <w:tcBorders>
+              <w:top w:val="single" w:color="000000" w:sz="4"/>
+              <w:left w:val="single" w:color="000000" w:sz="4"/>
+              <w:bottom w:val="single" w:color="000000" w:sz="4"/>
+              <w:right w:val="single" w:color="000000" w:sz="4"/>
+            </w:tcBorders>
+            <w:tcMar>
+              <w:top w:type="dxa" w:w="50"/>
+              <w:left w:type="dxa" w:w="90"/>
+              <w:bottom w:type="dxa" w:w="50"/>
+              <w:right w:type="dxa" w:w="90"/>
+            </w:tcMar>
+            <w:vAlign w:val="top"/>
+          </w:tcPr>
+          <w:p>
+            <w:pPr>
+              <w:spacing w:after="0" w:line="240"/>
+              <w:ind w:firstLine="0"/>
+              <w:jc w:val="left"/>
+            </w:pPr>
+            <w:r>
+              <w:rPr>
+                <w:sz w:val="21"/>
+                <w:szCs w:val="21"/>
+              </w:rPr>
+              <w:t xml:space="preserve">Вручную записать в localStorage повреждённые данные и открыть «Записи»</w:t>
+            </w:r>
+          </w:p>
+        </w:tc>
+        <w:tc>
+          <w:tcPr>
+            <w:tcW w:type="dxa" w:w="2300"/>
+            <w:tcBorders>
+              <w:top w:val="single" w:color="000000" w:sz="4"/>
+              <w:left w:val="single" w:color="000000" w:sz="4"/>
+              <w:bottom w:val="single" w:color="000000" w:sz="4"/>
+              <w:right w:val="single" w:color="000000" w:sz="4"/>
+            </w:tcBorders>
+            <w:tcMar>
+              <w:top w:type="dxa" w:w="50"/>
+              <w:left w:type="dxa" w:w="90"/>
+              <w:bottom w:type="dxa" w:w="50"/>
+              <w:right w:type="dxa" w:w="90"/>
+            </w:tcMar>
+            <w:vAlign w:val="top"/>
+          </w:tcPr>
+          <w:p>
+            <w:pPr>
+              <w:spacing w:after="0" w:line="240"/>
+              <w:ind w:firstLine="0"/>
+              <w:jc w:val="left"/>
+            </w:pPr>
+            <w:r>
+              <w:rPr>
+                <w:sz w:val="21"/>
+                <w:szCs w:val="21"/>
+              </w:rPr>
+              <w:t xml:space="preserve">Страница работает, выводится предупреждение, исходные данные сохраняются в резервную копию</w:t>
+            </w:r>
+          </w:p>
+        </w:tc>
+        <w:tc>
+          <w:tcPr>
+            <w:tcW w:type="dxa" w:w="2655"/>
+            <w:tcBorders>
+              <w:top w:val="single" w:color="000000" w:sz="4"/>
+              <w:left w:val="single" w:color="000000" w:sz="4"/>
+              <w:bottom w:val="single" w:color="000000" w:sz="4"/>
+              <w:right w:val="single" w:color="000000" w:sz="4"/>
+            </w:tcBorders>
+            <w:tcMar>
+              <w:top w:type="dxa" w:w="50"/>
+              <w:left w:type="dxa" w:w="90"/>
+              <w:bottom w:type="dxa" w:w="50"/>
+              <w:right w:type="dxa" w:w="90"/>
+            </w:tcMar>
+            <w:vAlign w:val="top"/>
+          </w:tcPr>
+          <w:p>
+            <w:pPr>
+              <w:spacing w:after="0" w:line="240"/>
+              <w:ind w:firstLine="0"/>
+              <w:jc w:val="left"/>
+            </w:pPr>
+            <w:r>
+              <w:rPr>
+                <w:sz w:val="21"/>
+                <w:szCs w:val="21"/>
+              </w:rPr>
+              <w:t xml:space="preserve">Показано предупреждение, создана копия «lavanda.bookings.backup»</w:t>
+            </w:r>
+          </w:p>
+        </w:tc>
+        <w:tc>
+          <w:tcPr>
+            <w:tcW w:type="dxa" w:w="1200"/>
+            <w:tcBorders>
+              <w:top w:val="single" w:color="000000" w:sz="4"/>
+              <w:left w:val="single" w:color="000000" w:sz="4"/>
+              <w:bottom w:val="single" w:color="000000" w:sz="4"/>
+              <w:right w:val="single" w:color="000000" w:sz="4"/>
+            </w:tcBorders>
+            <w:tcMar>
+              <w:top w:type="dxa" w:w="50"/>
+              <w:left w:type="dxa" w:w="90"/>
+              <w:bottom w:type="dxa" w:w="50"/>
+              <w:right w:type="dxa" w:w="90"/>
+            </w:tcMar>
+            <w:vAlign w:val="top"/>
+          </w:tcPr>
+          <w:p>
+            <w:pPr>
+              <w:spacing w:after="0" w:line="240"/>
+              <w:ind w:firstLine="0"/>
+              <w:jc w:val="center"/>
+            </w:pPr>
+            <w:r>
+              <w:rPr>
+                <w:sz w:val="21"/>
+                <w:szCs w:val="21"/>
+              </w:rPr>
+              <w:t xml:space="preserve">Пройден</w:t>
+            </w:r>
+          </w:p>
+        </w:tc>
+      </w:tr>
     </w:tbl>
     <w:p>
       <w:pPr>
@@ -15001,7 +15839,7 @@
         <w:jc w:val="both"/>
       </w:pPr>
       <w:r>
-        <w:t xml:space="preserve">Итог: пройдено 15 из 15 тестов, ошибок в консоли браузера не обнаружено. Найденные в ходе разработки недочёты (поле «Статус» отображалось в режиме создания, кнопки действий переносились в три строки) исправлены до финальной проверки.</w:t>
+        <w:t xml:space="preserve">Итог: пройдено 16 из 16 тестов, ошибок в консоли браузера не обнаружено. Найденные в ходе разработки недочёты исправлены до финальной проверки: поле «Статус» отображалось в режиме создания, кнопки действий переносились в три строки, точка-индикатор статуса пропадала из-за конфликта CSS-правил, на ширине телефона журнал выходил за край экрана.</w:t>
       </w:r>
     </w:p>
     <w:p>
@@ -15009,11 +15847,11 @@
         <w:pStyle w:val="Heading1"/>
         <w:pageBreakBefore/>
       </w:pPr>
-      <w:bookmarkStart w:name="_Toc43" w:id="43"/>
+      <w:bookmarkStart w:name="_Toc44" w:id="44"/>
       <w:r>
         <w:t xml:space="preserve">9 РАСПРЕДЕЛЕНИЕ ОБЯЗАННОСТЕЙ</w:t>
       </w:r>
-      <w:bookmarkEnd w:id="43"/>
+      <w:bookmarkEnd w:id="44"/>
     </w:p>
     <w:p>
       <w:pPr>
@@ -18235,7 +19073,7 @@
                 <w:sz w:val="22"/>
                 <w:szCs w:val="22"/>
               </w:rPr>
-              <w:t xml:space="preserve">Раздел «О проекте»</w:t>
+              <w:t xml:space="preserve">Лента дня (изменение №3)</w:t>
             </w:r>
           </w:p>
         </w:tc>
@@ -18400,7 +19238,7 @@
                 <w:sz w:val="22"/>
                 <w:szCs w:val="22"/>
               </w:rPr>
-              <w:t xml:space="preserve">Тест-кейсы и таблица проверки</w:t>
+              <w:t xml:space="preserve">Раздел «О проекте»</w:t>
             </w:r>
           </w:p>
         </w:tc>
@@ -18432,7 +19270,7 @@
                 <w:sz w:val="22"/>
                 <w:szCs w:val="22"/>
               </w:rPr>
-              <w:t xml:space="preserve">У1</w:t>
+              <w:t xml:space="preserve">У3</w:t>
             </w:r>
           </w:p>
         </w:tc>
@@ -18565,7 +19403,7 @@
                 <w:sz w:val="22"/>
                 <w:szCs w:val="22"/>
               </w:rPr>
-              <w:t xml:space="preserve">Скриншоты и итоговый отчёт</w:t>
+              <w:t xml:space="preserve">Тест-кейсы и таблица проверки</w:t>
             </w:r>
           </w:p>
         </w:tc>
@@ -18597,7 +19435,7 @@
                 <w:sz w:val="22"/>
                 <w:szCs w:val="22"/>
               </w:rPr>
-              <w:t xml:space="preserve">У2</w:t>
+              <w:t xml:space="preserve">У1</w:t>
             </w:r>
           </w:p>
         </w:tc>
@@ -18629,7 +19467,7 @@
                 <w:sz w:val="22"/>
                 <w:szCs w:val="22"/>
               </w:rPr>
-              <w:t xml:space="preserve">3–4</w:t>
+              <w:t xml:space="preserve">3</w:t>
             </w:r>
           </w:p>
         </w:tc>
@@ -18730,7 +19568,7 @@
                 <w:sz w:val="22"/>
                 <w:szCs w:val="22"/>
               </w:rPr>
-              <w:t xml:space="preserve">Презентация</w:t>
+              <w:t xml:space="preserve">Обновление макетов и диаграмм после изменения №3</w:t>
             </w:r>
           </w:p>
         </w:tc>
@@ -18794,7 +19632,7 @@
                 <w:sz w:val="22"/>
                 <w:szCs w:val="22"/>
               </w:rPr>
-              <w:t xml:space="preserve">4</w:t>
+              <w:t xml:space="preserve">3</w:t>
             </w:r>
           </w:p>
         </w:tc>
@@ -18895,7 +19733,7 @@
                 <w:sz w:val="22"/>
                 <w:szCs w:val="22"/>
               </w:rPr>
-              <w:t xml:space="preserve">README.txt и ZIP-архив</w:t>
+              <w:t xml:space="preserve">Скриншоты и итоговый отчёт</w:t>
             </w:r>
           </w:p>
         </w:tc>
@@ -18927,7 +19765,7 @@
                 <w:sz w:val="22"/>
                 <w:szCs w:val="22"/>
               </w:rPr>
-              <w:t xml:space="preserve">У3</w:t>
+              <w:t xml:space="preserve">У2</w:t>
             </w:r>
           </w:p>
         </w:tc>
@@ -18959,7 +19797,7 @@
                 <w:sz w:val="22"/>
                 <w:szCs w:val="22"/>
               </w:rPr>
-              <w:t xml:space="preserve">4</w:t>
+              <w:t xml:space="preserve">3–4</w:t>
             </w:r>
           </w:p>
         </w:tc>
@@ -19060,7 +19898,7 @@
                 <w:sz w:val="22"/>
                 <w:szCs w:val="22"/>
               </w:rPr>
-              <w:t xml:space="preserve">Репетиция защиты</w:t>
+              <w:t xml:space="preserve">Презентация</w:t>
             </w:r>
           </w:p>
         </w:tc>
@@ -19092,7 +19930,7 @@
                 <w:sz w:val="22"/>
                 <w:szCs w:val="22"/>
               </w:rPr>
-              <w:t xml:space="preserve">Все</w:t>
+              <w:t xml:space="preserve">У2</w:t>
             </w:r>
           </w:p>
         </w:tc>
@@ -19161,6 +19999,336 @@
           </w:p>
         </w:tc>
       </w:tr>
+      <w:tr>
+        <w:trPr>
+          <w:cantSplit/>
+        </w:trPr>
+        <w:tc>
+          <w:tcPr>
+            <w:tcW w:type="dxa" w:w="600"/>
+            <w:tcBorders>
+              <w:top w:val="single" w:color="000000" w:sz="4"/>
+              <w:left w:val="single" w:color="000000" w:sz="4"/>
+              <w:bottom w:val="single" w:color="000000" w:sz="4"/>
+              <w:right w:val="single" w:color="000000" w:sz="4"/>
+            </w:tcBorders>
+            <w:tcMar>
+              <w:top w:type="dxa" w:w="50"/>
+              <w:left w:type="dxa" w:w="90"/>
+              <w:bottom w:type="dxa" w:w="50"/>
+              <w:right w:type="dxa" w:w="90"/>
+            </w:tcMar>
+            <w:vAlign w:val="top"/>
+          </w:tcPr>
+          <w:p>
+            <w:pPr>
+              <w:spacing w:after="0" w:line="240"/>
+              <w:ind w:firstLine="0"/>
+              <w:jc w:val="center"/>
+            </w:pPr>
+            <w:r>
+              <w:rPr>
+                <w:sz w:val="22"/>
+                <w:szCs w:val="22"/>
+              </w:rPr>
+              <w:t xml:space="preserve">22</w:t>
+            </w:r>
+          </w:p>
+        </w:tc>
+        <w:tc>
+          <w:tcPr>
+            <w:tcW w:type="dxa" w:w="5355"/>
+            <w:tcBorders>
+              <w:top w:val="single" w:color="000000" w:sz="4"/>
+              <w:left w:val="single" w:color="000000" w:sz="4"/>
+              <w:bottom w:val="single" w:color="000000" w:sz="4"/>
+              <w:right w:val="single" w:color="000000" w:sz="4"/>
+            </w:tcBorders>
+            <w:tcMar>
+              <w:top w:type="dxa" w:w="50"/>
+              <w:left w:type="dxa" w:w="90"/>
+              <w:bottom w:type="dxa" w:w="50"/>
+              <w:right w:type="dxa" w:w="90"/>
+            </w:tcMar>
+            <w:vAlign w:val="top"/>
+          </w:tcPr>
+          <w:p>
+            <w:pPr>
+              <w:spacing w:after="0" w:line="240"/>
+              <w:ind w:firstLine="0"/>
+              <w:jc w:val="left"/>
+            </w:pPr>
+            <w:r>
+              <w:rPr>
+                <w:sz w:val="22"/>
+                <w:szCs w:val="22"/>
+              </w:rPr>
+              <w:t xml:space="preserve">README.txt и ZIP-архив</w:t>
+            </w:r>
+          </w:p>
+        </w:tc>
+        <w:tc>
+          <w:tcPr>
+            <w:tcW w:type="dxa" w:w="1000"/>
+            <w:tcBorders>
+              <w:top w:val="single" w:color="000000" w:sz="4"/>
+              <w:left w:val="single" w:color="000000" w:sz="4"/>
+              <w:bottom w:val="single" w:color="000000" w:sz="4"/>
+              <w:right w:val="single" w:color="000000" w:sz="4"/>
+            </w:tcBorders>
+            <w:tcMar>
+              <w:top w:type="dxa" w:w="50"/>
+              <w:left w:type="dxa" w:w="90"/>
+              <w:bottom w:type="dxa" w:w="50"/>
+              <w:right w:type="dxa" w:w="90"/>
+            </w:tcMar>
+            <w:vAlign w:val="top"/>
+          </w:tcPr>
+          <w:p>
+            <w:pPr>
+              <w:spacing w:after="0" w:line="240"/>
+              <w:ind w:firstLine="0"/>
+              <w:jc w:val="center"/>
+            </w:pPr>
+            <w:r>
+              <w:rPr>
+                <w:sz w:val="22"/>
+                <w:szCs w:val="22"/>
+              </w:rPr>
+              <w:t xml:space="preserve">У3</w:t>
+            </w:r>
+          </w:p>
+        </w:tc>
+        <w:tc>
+          <w:tcPr>
+            <w:tcW w:type="dxa" w:w="1200"/>
+            <w:tcBorders>
+              <w:top w:val="single" w:color="000000" w:sz="4"/>
+              <w:left w:val="single" w:color="000000" w:sz="4"/>
+              <w:bottom w:val="single" w:color="000000" w:sz="4"/>
+              <w:right w:val="single" w:color="000000" w:sz="4"/>
+            </w:tcBorders>
+            <w:tcMar>
+              <w:top w:type="dxa" w:w="50"/>
+              <w:left w:type="dxa" w:w="90"/>
+              <w:bottom w:type="dxa" w:w="50"/>
+              <w:right w:type="dxa" w:w="90"/>
+            </w:tcMar>
+            <w:vAlign w:val="top"/>
+          </w:tcPr>
+          <w:p>
+            <w:pPr>
+              <w:spacing w:after="0" w:line="240"/>
+              <w:ind w:firstLine="0"/>
+              <w:jc w:val="center"/>
+            </w:pPr>
+            <w:r>
+              <w:rPr>
+                <w:sz w:val="22"/>
+                <w:szCs w:val="22"/>
+              </w:rPr>
+              <w:t xml:space="preserve">4</w:t>
+            </w:r>
+          </w:p>
+        </w:tc>
+        <w:tc>
+          <w:tcPr>
+            <w:tcW w:type="dxa" w:w="1200"/>
+            <w:tcBorders>
+              <w:top w:val="single" w:color="000000" w:sz="4"/>
+              <w:left w:val="single" w:color="000000" w:sz="4"/>
+              <w:bottom w:val="single" w:color="000000" w:sz="4"/>
+              <w:right w:val="single" w:color="000000" w:sz="4"/>
+            </w:tcBorders>
+            <w:tcMar>
+              <w:top w:type="dxa" w:w="50"/>
+              <w:left w:type="dxa" w:w="90"/>
+              <w:bottom w:type="dxa" w:w="50"/>
+              <w:right w:type="dxa" w:w="90"/>
+            </w:tcMar>
+            <w:vAlign w:val="top"/>
+          </w:tcPr>
+          <w:p>
+            <w:pPr>
+              <w:spacing w:after="0" w:line="240"/>
+              <w:ind w:firstLine="0"/>
+              <w:jc w:val="center"/>
+            </w:pPr>
+            <w:r>
+              <w:rPr>
+                <w:sz w:val="22"/>
+                <w:szCs w:val="22"/>
+              </w:rPr>
+              <w:t xml:space="preserve">Готово</w:t>
+            </w:r>
+          </w:p>
+        </w:tc>
+      </w:tr>
+      <w:tr>
+        <w:trPr>
+          <w:cantSplit/>
+        </w:trPr>
+        <w:tc>
+          <w:tcPr>
+            <w:tcW w:type="dxa" w:w="600"/>
+            <w:tcBorders>
+              <w:top w:val="single" w:color="000000" w:sz="4"/>
+              <w:left w:val="single" w:color="000000" w:sz="4"/>
+              <w:bottom w:val="single" w:color="000000" w:sz="4"/>
+              <w:right w:val="single" w:color="000000" w:sz="4"/>
+            </w:tcBorders>
+            <w:tcMar>
+              <w:top w:type="dxa" w:w="50"/>
+              <w:left w:type="dxa" w:w="90"/>
+              <w:bottom w:type="dxa" w:w="50"/>
+              <w:right w:type="dxa" w:w="90"/>
+            </w:tcMar>
+            <w:vAlign w:val="top"/>
+          </w:tcPr>
+          <w:p>
+            <w:pPr>
+              <w:spacing w:after="0" w:line="240"/>
+              <w:ind w:firstLine="0"/>
+              <w:jc w:val="center"/>
+            </w:pPr>
+            <w:r>
+              <w:rPr>
+                <w:sz w:val="22"/>
+                <w:szCs w:val="22"/>
+              </w:rPr>
+              <w:t xml:space="preserve">23</w:t>
+            </w:r>
+          </w:p>
+        </w:tc>
+        <w:tc>
+          <w:tcPr>
+            <w:tcW w:type="dxa" w:w="5355"/>
+            <w:tcBorders>
+              <w:top w:val="single" w:color="000000" w:sz="4"/>
+              <w:left w:val="single" w:color="000000" w:sz="4"/>
+              <w:bottom w:val="single" w:color="000000" w:sz="4"/>
+              <w:right w:val="single" w:color="000000" w:sz="4"/>
+            </w:tcBorders>
+            <w:tcMar>
+              <w:top w:type="dxa" w:w="50"/>
+              <w:left w:type="dxa" w:w="90"/>
+              <w:bottom w:type="dxa" w:w="50"/>
+              <w:right w:type="dxa" w:w="90"/>
+            </w:tcMar>
+            <w:vAlign w:val="top"/>
+          </w:tcPr>
+          <w:p>
+            <w:pPr>
+              <w:spacing w:after="0" w:line="240"/>
+              <w:ind w:firstLine="0"/>
+              <w:jc w:val="left"/>
+            </w:pPr>
+            <w:r>
+              <w:rPr>
+                <w:sz w:val="22"/>
+                <w:szCs w:val="22"/>
+              </w:rPr>
+              <w:t xml:space="preserve">Репетиция защиты</w:t>
+            </w:r>
+          </w:p>
+        </w:tc>
+        <w:tc>
+          <w:tcPr>
+            <w:tcW w:type="dxa" w:w="1000"/>
+            <w:tcBorders>
+              <w:top w:val="single" w:color="000000" w:sz="4"/>
+              <w:left w:val="single" w:color="000000" w:sz="4"/>
+              <w:bottom w:val="single" w:color="000000" w:sz="4"/>
+              <w:right w:val="single" w:color="000000" w:sz="4"/>
+            </w:tcBorders>
+            <w:tcMar>
+              <w:top w:type="dxa" w:w="50"/>
+              <w:left w:type="dxa" w:w="90"/>
+              <w:bottom w:type="dxa" w:w="50"/>
+              <w:right w:type="dxa" w:w="90"/>
+            </w:tcMar>
+            <w:vAlign w:val="top"/>
+          </w:tcPr>
+          <w:p>
+            <w:pPr>
+              <w:spacing w:after="0" w:line="240"/>
+              <w:ind w:firstLine="0"/>
+              <w:jc w:val="center"/>
+            </w:pPr>
+            <w:r>
+              <w:rPr>
+                <w:sz w:val="22"/>
+                <w:szCs w:val="22"/>
+              </w:rPr>
+              <w:t xml:space="preserve">Все</w:t>
+            </w:r>
+          </w:p>
+        </w:tc>
+        <w:tc>
+          <w:tcPr>
+            <w:tcW w:type="dxa" w:w="1200"/>
+            <w:tcBorders>
+              <w:top w:val="single" w:color="000000" w:sz="4"/>
+              <w:left w:val="single" w:color="000000" w:sz="4"/>
+              <w:bottom w:val="single" w:color="000000" w:sz="4"/>
+              <w:right w:val="single" w:color="000000" w:sz="4"/>
+            </w:tcBorders>
+            <w:tcMar>
+              <w:top w:type="dxa" w:w="50"/>
+              <w:left w:type="dxa" w:w="90"/>
+              <w:bottom w:type="dxa" w:w="50"/>
+              <w:right w:type="dxa" w:w="90"/>
+            </w:tcMar>
+            <w:vAlign w:val="top"/>
+          </w:tcPr>
+          <w:p>
+            <w:pPr>
+              <w:spacing w:after="0" w:line="240"/>
+              <w:ind w:firstLine="0"/>
+              <w:jc w:val="center"/>
+            </w:pPr>
+            <w:r>
+              <w:rPr>
+                <w:sz w:val="22"/>
+                <w:szCs w:val="22"/>
+              </w:rPr>
+              <w:t xml:space="preserve">4</w:t>
+            </w:r>
+          </w:p>
+        </w:tc>
+        <w:tc>
+          <w:tcPr>
+            <w:tcW w:type="dxa" w:w="1200"/>
+            <w:tcBorders>
+              <w:top w:val="single" w:color="000000" w:sz="4"/>
+              <w:left w:val="single" w:color="000000" w:sz="4"/>
+              <w:bottom w:val="single" w:color="000000" w:sz="4"/>
+              <w:right w:val="single" w:color="000000" w:sz="4"/>
+            </w:tcBorders>
+            <w:tcMar>
+              <w:top w:type="dxa" w:w="50"/>
+              <w:left w:type="dxa" w:w="90"/>
+              <w:bottom w:type="dxa" w:w="50"/>
+              <w:right w:type="dxa" w:w="90"/>
+            </w:tcMar>
+            <w:vAlign w:val="top"/>
+          </w:tcPr>
+          <w:p>
+            <w:pPr>
+              <w:spacing w:after="0" w:line="240"/>
+              <w:ind w:firstLine="0"/>
+              <w:jc w:val="center"/>
+            </w:pPr>
+            <w:r>
+              <w:rPr>
+                <w:sz w:val="22"/>
+                <w:szCs w:val="22"/>
+              </w:rPr>
+              <w:t xml:space="preserve">Готово</w:t>
+            </w:r>
+          </w:p>
+        </w:tc>
+      </w:tr>
     </w:tbl>
     <w:p>
       <w:pPr>
@@ -19172,11 +20340,11 @@
         <w:pStyle w:val="Heading1"/>
         <w:pageBreakBefore/>
       </w:pPr>
-      <w:bookmarkStart w:name="_Toc44" w:id="44"/>
+      <w:bookmarkStart w:name="_Toc45" w:id="45"/>
       <w:r>
         <w:t xml:space="preserve">ЗАКЛЮЧЕНИЕ</w:t>
       </w:r>
-      <w:bookmarkEnd w:id="44"/>
+      <w:bookmarkEnd w:id="45"/>
     </w:p>
     <w:p>
       <w:pPr>
@@ -19184,7 +20352,7 @@
         <w:jc w:val="both"/>
       </w:pPr>
       <w:r>
-        <w:t xml:space="preserve">В ходе производственной практики команда спроектировала и разработала веб-приложение «Запись на услуги» для студии красоты «Лаванда». Выполнен анализ текущего процесса записи, определены заинтересованные стороны, составлено техническое задание с одиннадцатью функциональными, шестью нефункциональными требованиями и шестью требованиями безопасности. Два изменения требований, поступившие от заказчика в ходе работы, оформлены в журнале изменений и отражены в документах, коде и тестах.</w:t>
+        <w:t xml:space="preserve">В ходе производственной практики команда спроектировала и разработала веб-приложение «Запись на услуги» для студии красоты «Лаванда». Выполнен анализ текущего процесса записи, определены заинтересованные стороны, составлено техническое задание с двенадцатью функциональными, шестью нефункциональными требованиями и шестью требованиями безопасности. Три изменения требований, поступившие от заказчика в ходе работы, оформлены в журнале изменений и отражены в документах, коде и тестах.</w:t>
       </w:r>
     </w:p>
     <w:p>
@@ -19193,7 +20361,7 @@
         <w:jc w:val="both"/>
       </w:pPr>
       <w:r>
-        <w:t xml:space="preserve">Выбрана методология Waterfall с Kanban-доской, составлен план этапов. Построены диаграмма IDEF0, UML-диаграммы вариантов использования и классов, логическая модель данных, выполнены макеты трёх экранов. Сайт из трёх разделов реализован на HTML, CSS и JavaScript, хранит данные в localStorage и поддерживает создание, просмотр, изменение, отмену и удаление записей с проверкой данных и занятости мастера. Все 15 тестов пройдены.</w:t>
+        <w:t xml:space="preserve">Выбрана методология Waterfall с Kanban-доской, составлен план этапов. Построены диаграмма IDEF0, UML-диаграммы вариантов использования и классов, логическая модель данных, выполнены макеты трёх экранов. Сайт из трёх разделов реализован на HTML, CSS и JavaScript, хранит данные в localStorage и поддерживает создание, просмотр, изменение, отмену и удаление записей с проверкой данных и занятости мастера; лента дня показывает расписание мастеров и позволяет записать клиента щелчком по свободному времени. Все 16 тестов пройдены.</w:t>
       </w:r>
     </w:p>
     <w:p>
@@ -19210,11 +20378,11 @@
         <w:pStyle w:val="Heading1"/>
         <w:pageBreakBefore/>
       </w:pPr>
-      <w:bookmarkStart w:name="_Toc45" w:id="45"/>
+      <w:bookmarkStart w:name="_Toc46" w:id="46"/>
       <w:r>
         <w:t xml:space="preserve">ПРИЛОЖЕНИЕ А. ИНСТРУКЦИЯ ПО ЗАПУСКУ</w:t>
       </w:r>
-      <w:bookmarkEnd w:id="45"/>
+      <w:bookmarkEnd w:id="46"/>
     </w:p>
     <w:p>
       <w:pPr>
@@ -19252,7 +20420,7 @@
         <w:jc w:val="both"/>
       </w:pPr>
       <w:r>
-        <w:t xml:space="preserve">Перейти в раздел «Записи». Для быстрой демонстрации при пустом журнале можно нажать «Добавить демонстрационные записи».</w:t>
+        <w:t xml:space="preserve">Перейти в раздел «Записи». Для быстрой демонстрации при пустом журнале можно нажать «Добавить демонстрационные записи» — они появятся в ленте дня на завтра.</w:t>
       </w:r>
     </w:p>
     <w:p>
@@ -19265,7 +20433,7 @@
         <w:jc w:val="both"/>
       </w:pPr>
       <w:r>
-        <w:t xml:space="preserve">Демонстрация на защите: добавить запись → изменить её → отменить или удалить → обновить страницу (F5) и убедиться, что данные сохранились.</w:t>
+        <w:t xml:space="preserve">Демонстрация на защите: нажать на свободное время в ленте и добавить запись → изменить её → отменить или удалить → обновить страницу (F5) и убедиться, что данные сохранились.</w:t>
       </w:r>
     </w:p>
     <w:p>
